--- a/knowledge/docx/05-dining-and-minibar.docx
+++ b/knowledge/docx/05-dining-and-minibar.docx
@@ -85,6 +85,79 @@
     <w:p>
       <w:r>
         <w:t>可备注素食、清真、花生过敏。酒店尽量协助，不保证独立厨房。</w:t>
+      </w:r>
+    </w:p>
+    <w:p>
+      <w:r>
+        <w:t>演示房价默认不含早餐。时段常见 6:30–10:00。迷你吧按酒水单从押金扣。客房送餐通常 6:00–23:00 另加服务费。禁止外带火锅烧烤进房加热。</w:t>
+      </w:r>
+    </w:p>
+    <w:p>
+      <w:pPr>
+        <w:pStyle w:val="Heading1"/>
+      </w:pPr>
+      <w:r>
+        <w:t>检索补充与抽检</w:t>
+      </w:r>
+    </w:p>
+    <w:p>
+      <w:r>
+        <w:t>抽检问答 1-1（StayWise 早餐、餐饮与迷你吧说明 / 1. 早餐）。用户口语问到「1. 早餐」时，只引用该节已写规则：先一句结论，再补条件与例外。需要订单号、酒店全称、入住日期、证件姓名再给个性化处理。禁止改写取消阶梯、房价、房型人数、押金区间等已在别的文档出现的数字。演示环境没有收银台、积分账户、开票接口、改姓名接口；删除订单不可恢复。人身安全走紧急升级文档；宠物、发票、支付、改期以各专项为准，本节不另造数字。</w:t>
+      </w:r>
+    </w:p>
+    <w:p>
+      <w:r>
+        <w:t>抽检问答 1-2（StayWise 早餐、餐饮与迷你吧说明 / 2. 餐厅预约）。用户口语问到「2. 餐厅预约」时，只引用该节已写规则：先一句结论，再补条件与例外。需要订单号、酒店全称、入住日期、证件姓名再给个性化处理。禁止改写取消阶梯、房价、房型人数、押金区间等已在别的文档出现的数字。演示环境没有收银台、积分账户、开票接口、改姓名接口；删除订单不可恢复。人身安全走紧急升级文档；宠物、发票、支付、改期以各专项为准，本节不另造数字。</w:t>
+      </w:r>
+    </w:p>
+    <w:p>
+      <w:r>
+        <w:t>抽检问答 1-3（StayWise 早餐、餐饮与迷你吧说明 / 3. 迷你吧与客房送餐）。用户口语问到「3. 迷你吧与客房送餐」时，只引用该节已写规则：先一句结论，再补条件与例外。需要订单号、酒店全称、入住日期、证件姓名再给个性化处理。禁止改写取消阶梯、房价、房型人数、押金区间等已在别的文档出现的数字。演示环境没有收银台、积分账户、开票接口、改姓名接口；删除订单不可恢复。人身安全走紧急升级文档；宠物、发票、支付、改期以各专项为准，本节不另造数字。</w:t>
+      </w:r>
+    </w:p>
+    <w:p>
+      <w:r>
+        <w:t>抽检问答 1-4（StayWise 早餐、餐饮与迷你吧说明 / 4. 宗教与饮食禁忌）。用户口语问到「4. 宗教与饮食禁忌」时，只引用该节已写规则：先一句结论，再补条件与例外。需要订单号、酒店全称、入住日期、证件姓名再给个性化处理。禁止改写取消阶梯、房价、房型人数、押金区间等已在别的文档出现的数字。演示环境没有收银台、积分账户、开票接口、改姓名接口；删除订单不可恢复。人身安全走紧急升级文档；宠物、发票、支付、改期以各专项为准，本节不另造数字。</w:t>
+      </w:r>
+    </w:p>
+    <w:p>
+      <w:r>
+        <w:t>抽检问答 2-1（StayWise 早餐、餐饮与迷你吧说明 / 1. 早餐）。用户口语问到「1. 早餐」时，只引用该节已写规则：先一句结论，再补条件与例外。需要订单号、酒店全称、入住日期、证件姓名再给个性化处理。禁止改写取消阶梯、房价、房型人数、押金区间等已在别的文档出现的数字。演示环境没有收银台、积分账户、开票接口、改姓名接口；删除订单不可恢复。人身安全走紧急升级文档；宠物、发票、支付、改期以各专项为准，本节不另造数字。</w:t>
+      </w:r>
+    </w:p>
+    <w:p>
+      <w:r>
+        <w:t>抽检问答 2-2（StayWise 早餐、餐饮与迷你吧说明 / 2. 餐厅预约）。用户口语问到「2. 餐厅预约」时，只引用该节已写规则：先一句结论，再补条件与例外。需要订单号、酒店全称、入住日期、证件姓名再给个性化处理。禁止改写取消阶梯、房价、房型人数、押金区间等已在别的文档出现的数字。演示环境没有收银台、积分账户、开票接口、改姓名接口；删除订单不可恢复。人身安全走紧急升级文档；宠物、发票、支付、改期以各专项为准，本节不另造数字。</w:t>
+      </w:r>
+    </w:p>
+    <w:p>
+      <w:r>
+        <w:t>抽检问答 2-3（StayWise 早餐、餐饮与迷你吧说明 / 3. 迷你吧与客房送餐）。用户口语问到「3. 迷你吧与客房送餐」时，只引用该节已写规则：先一句结论，再补条件与例外。需要订单号、酒店全称、入住日期、证件姓名再给个性化处理。禁止改写取消阶梯、房价、房型人数、押金区间等已在别的文档出现的数字。演示环境没有收银台、积分账户、开票接口、改姓名接口；删除订单不可恢复。人身安全走紧急升级文档；宠物、发票、支付、改期以各专项为准，本节不另造数字。</w:t>
+      </w:r>
+    </w:p>
+    <w:p>
+      <w:r>
+        <w:t>抽检问答 2-4（StayWise 早餐、餐饮与迷你吧说明 / 4. 宗教与饮食禁忌）。用户口语问到「4. 宗教与饮食禁忌」时，只引用该节已写规则：先一句结论，再补条件与例外。需要订单号、酒店全称、入住日期、证件姓名再给个性化处理。禁止改写取消阶梯、房价、房型人数、押金区间等已在别的文档出现的数字。演示环境没有收银台、积分账户、开票接口、改姓名接口；删除订单不可恢复。人身安全走紧急升级文档；宠物、发票、支付、改期以各专项为准，本节不另造数字。</w:t>
+      </w:r>
+    </w:p>
+    <w:p>
+      <w:r>
+        <w:t>抽检问答 3-1（StayWise 早餐、餐饮与迷你吧说明 / 1. 早餐）。用户口语问到「1. 早餐」时，只引用该节已写规则：先一句结论，再补条件与例外。需要订单号、酒店全称、入住日期、证件姓名再给个性化处理。禁止改写取消阶梯、房价、房型人数、押金区间等已在别的文档出现的数字。演示环境没有收银台、积分账户、开票接口、改姓名接口；删除订单不可恢复。人身安全走紧急升级文档；宠物、发票、支付、改期以各专项为准，本节不另造数字。</w:t>
+      </w:r>
+    </w:p>
+    <w:p>
+      <w:r>
+        <w:t>抽检问答 3-2（StayWise 早餐、餐饮与迷你吧说明 / 2. 餐厅预约）。用户口语问到「2. 餐厅预约」时，只引用该节已写规则：先一句结论，再补条件与例外。需要订单号、酒店全称、入住日期、证件姓名再给个性化处理。禁止改写取消阶梯、房价、房型人数、押金区间等已在别的文档出现的数字。演示环境没有收银台、积分账户、开票接口、改姓名接口；删除订单不可恢复。人身安全走紧急升级文档；宠物、发票、支付、改期以各专项为准，本节不另造数字。</w:t>
+      </w:r>
+    </w:p>
+    <w:p>
+      <w:r>
+        <w:t>抽检问答 3-3（StayWise 早餐、餐饮与迷你吧说明 / 3. 迷你吧与客房送餐）。用户口语问到「3. 迷你吧与客房送餐」时，只引用该节已写规则：先一句结论，再补条件与例外。需要订单号、酒店全称、入住日期、证件姓名再给个性化处理。禁止改写取消阶梯、房价、房型人数、押金区间等已在别的文档出现的数字。演示环境没有收银台、积分账户、开票接口、改姓名接口；删除订单不可恢复。人身安全走紧急升级文档；宠物、发票、支付、改期以各专项为准，本节不另造数字。</w:t>
+      </w:r>
+    </w:p>
+    <w:p>
+      <w:r>
+        <w:t>抽检问答 3-4（StayWise 早餐、餐饮与迷你吧说明 / 4. 宗教与饮食禁忌）。用户口语问到「4. 宗教与饮食禁忌」时，只引用该节已写规则：先一句结论，再补条件与例外。需要订单号、酒店全称、入住日期、证件姓名再给个性化处理。禁止改写取消阶梯、房价、房型人数、押金区间等已在别的文档出现的数字。演示环境没有收银台、积分账户、开票接口、改姓名接口；删除订单不可恢复。人身安全走紧急升级文档；宠物、发票、支付、改期以各专项为准，本节不另造数字。</w:t>
       </w:r>
     </w:p>
     <w:sectPr>
